--- a/docs/ЛР_2_Гандзюк_Дмитро_РС-61мн.docx
+++ b/docs/ЛР_2_Гандзюк_Дмитро_РС-61мн.docx
@@ -399,7 +399,7 @@
           <w:i w:val="0"/>
           <w:sz w:val="28"/>
         </w:rPr>
-        <w:t xml:space="preserve"> реалізувати шифр, побудований на двох базових криптографічних примітивах — перестановці (зсуві) та заміні (підстановці), — на прикладі спрощеної моделі шифрувальної машини «Енігма», довести коректність реалізації на офіційних валідаторах навчальної платформи CodinGame, а також самостійно оцінити криптографічну стійкість отриманого шифру: дослідити статистичні властивості шифротексту, визначити фактичний розмір простору ключів і практично реалізувати атаки в усіх основних моделях зловмисника — від перебору ключа до відновлення відкритого тексту лише за шифротекстом.</w:t>
+        <w:t xml:space="preserve"> реалізувати шифр, побудований на двох базових криптографічних примітивах — перестановці (зсуві) та заміні (підстановці), — на прикладі спрощеної моделі шифрувальної машини «Енігма», довести коректність реалізації на офіційних валідаторах навчальної платформи CodinGame, а також самостійно оцінити криптографічну стійкість отриманого шифру: дослідити статистичні властивості шифротексту, визначити фактичний розмір простору ключів і практично реалізувати атаки у чотирьох розглянутих сценаріях — від перебору ключа до відновлення відкритого тексту лише за шифротекстом.</w:t>
       </w:r>
     </w:p>
     <w:p>
@@ -504,6 +504,23 @@
           <w:sz w:val="28"/>
         </w:rPr>
         <w:t>: отриманий після зсуву текст послідовно пропускається крізь три ротори, кожен з яких є довільною підстановкою (бієкцією) 26-літерного латинського алфавіту.</w:t>
+      </w:r>
+    </w:p>
+    <w:p>
+      <w:pPr>
+        <w:keepNext w:val="0"/>
+        <w:spacing w:line="360" w:lineRule="auto" w:after="0" w:before="0"/>
+        <w:ind w:firstLine="709"/>
+        <w:jc w:val="both"/>
+      </w:pPr>
+      <w:r>
+        <w:rPr>
+          <w:rFonts w:ascii="Times New Roman" w:hAnsi="Times New Roman" w:eastAsia="Times New Roman" w:cs="Times New Roman"/>
+          <w:b w:val="0"/>
+          <w:i w:val="0"/>
+          <w:sz w:val="28"/>
+        </w:rPr>
+        <w:t>Термінологічне уточнення. У постановці задачі зсув розглядається як перестановка алфавіту. У строгій класифікації шифрів він є підстановкою символів, оскільки їхні позиції в повідомленні не змінюються; перестановний шифр, навпаки, переставляє символи самого повідомлення (Handbook of Applied Cryptography, § 1.5.2). Далі в роботі збережено термінологію умови задачі.</w:t>
       </w:r>
     </w:p>
     <w:p>
@@ -2229,7 +2246,7 @@
           <w:i w:val="0"/>
           <w:sz w:val="28"/>
         </w:rPr>
-        <w:t>Під час підготовки роботи в самому тестовому наборі було виявлено й усунуто помилку: вивід програми на C# читався в кодуванні консолі Windows замість UTF-8, через що порівняння з українським рядком не спрацьовувало. Це показове нагадування, що тест, який ніколи не запускався, не є доказом нічого.</w:t>
+        <w:t>Під час підготовки роботи в самому тестовому наборі було виявлено й усунуто помилку: вивід програми на C# читався в кодуванні консолі Windows замість UTF-8, через що порівняння з українським рядком не спрацьовувало. Цей випадок підтверджує необхідність фактичного виконання всіх перевірок.</w:t>
       </w:r>
     </w:p>
     <w:p>
@@ -2553,7 +2570,7 @@
                 <w:i w:val="0"/>
                 <w:sz w:val="24"/>
               </w:rPr>
-              <w:t>Критерій хі-квадрат</w:t>
+              <w:t>Хі-квадрат до частот англійської мови</w:t>
             </w:r>
           </w:p>
         </w:tc>
@@ -2635,7 +2652,7 @@
                 <w:i w:val="0"/>
                 <w:sz w:val="24"/>
               </w:rPr>
-              <w:t>Ентропія, біт/символ</w:t>
+              <w:t>Емпірична ентропія окремих символів, біт</w:t>
             </w:r>
           </w:p>
         </w:tc>
@@ -2720,7 +2737,7 @@
           <w:i w:val="0"/>
           <w:sz w:val="28"/>
         </w:rPr>
-        <w:t>Індекс відповідності впав з 0,0707 (типове значення для англійської мови) до 0,0386, що практично збігається зі значенням для рівномірно випадкової послідовності. Ентропія зросла до 4,689 біта на символ при теоретичному максимумі 4,700. Класичний частотний аналіз тут безсилий: шифротекст статистично невідрізнити від шуму.</w:t>
+        <w:t>Індекс відповідності впав з 0,0707 (типове значення для англійської мови) до 0,0386, що практично збігається зі значенням для рівномірно випадкової послідовності. Емпірична ентропія окремих символів зросла до 4,689 біта при теоретичному максимумі 4,700. Отже, пряме зіставлення загальної гістограми з частотами англійської мови для цього шифротексту малоефективне. Це, однак, не означає статистичної невідрізненності всієї послідовності від випадкової: наведені показники не виключають позиційних залежностей, які й виявляє наступний розділ.</w:t>
       </w:r>
     </w:p>
     <w:p>
@@ -2737,7 +2754,7 @@
           <w:i w:val="0"/>
           <w:sz w:val="28"/>
         </w:rPr>
-        <w:t>Саме на цьому місці й виникає найпоширеніша помилка — висновок, що шифр стійкий. Наступні розділи показують, що це не так.</w:t>
+        <w:t>Саме на цьому місці й виникає найпоширеніша помилка — висновок про стійкість шифру. Наступні розділи показують, що для дослідженої конструкції він не обґрунтований.</w:t>
       </w:r>
     </w:p>
     <w:p>
@@ -2847,7 +2864,7 @@
           <w:i w:val="0"/>
           <w:sz w:val="28"/>
         </w:rPr>
-        <w:t>На профілі чітко видно сплеск рівно на періоді 26 (IoC = 0,0712 проти 0,0386 для тексту в цілому) та на кратних йому значеннях 13, 39 і 52. Це експериментальне підтвердження спостереження 2, отримане без будь-якого знання про ротори чи початковий зсув. Отже, перший крок криптоаналізу — визначення структури шифру — виконується автоматично.</w:t>
+        <w:t>Найвищі значення спостерігаються для p = 26 і p = 52 (IoC = 0,0712 проти 0,0386 для тексту в цілому), помітно підвищені — для p = 13 і p = 39. Пояснення дає кількість різних алфавітів, що потрапляють в один стовпець: вона дорівнює 26 / НСД(p, 26). Для p = 26 і 52 це один алфавіт, тобто стовпець є чистою моноалфавітною заміною; для p = 13 і 39 у стовпці чергуються два алфавіти, що теж підвищує IoC відносно всієї вибірки, але слабше. Зауважимо, що з цих значень кратним 26 є лише 52: 13 — дільник 26, а 39 кратне 13. Отже, період визначено без будь-якого знання про ротори чи початковий зсув.</w:t>
       </w:r>
     </w:p>
     <w:p>
@@ -3538,7 +3555,7 @@
           <w:i w:val="0"/>
           <w:sz w:val="28"/>
         </w:rPr>
-        <w:t>Рисунок 2.6 – За відомих роторів правильний ключ визначається однозначно з першої спроби</w:t>
+        <w:t>Рисунок 2.6 – Оцінки правдоподібності 26 кандидатів для повідомлення завдовжки 180 символів</w:t>
       </w:r>
     </w:p>
     <w:p>
@@ -3555,7 +3572,120 @@
           <w:i w:val="0"/>
           <w:sz w:val="28"/>
         </w:rPr>
-        <w:t>Перебір завершується за 2,8 мілісекунди, а правильний кандидат відривається від найкращого хибного на 726 одиниць логарифмічної правдоподібності, тож жодної неоднозначності не виникає. Атака успішна на 100 % повідомлень будь-якої довжини, включно з трисимвольними, — тобто в умовах цієї задачі шифр зламується повністю й миттєво.</w:t>
+        <w:t>Для наведеного повідомлення завдовжки 180 символів перебір завершився за 3,1 мілісекунди, а правильний кандидат відірвався від найкращого хибного на 726 одиниць логарифмічної правдоподібності — вибір однозначний.</w:t>
+      </w:r>
+    </w:p>
+    <w:p>
+      <w:pPr>
+        <w:keepNext w:val="0"/>
+        <w:spacing w:line="360" w:lineRule="auto" w:after="0" w:before="0"/>
+        <w:ind w:firstLine="709"/>
+        <w:jc w:val="both"/>
+      </w:pPr>
+      <w:r>
+        <w:rPr>
+          <w:rFonts w:ascii="Times New Roman" w:hAnsi="Times New Roman" w:eastAsia="Times New Roman" w:cs="Times New Roman"/>
+          <w:b w:val="0"/>
+          <w:i w:val="0"/>
+          <w:sz w:val="28"/>
+        </w:rPr>
+        <w:t xml:space="preserve">Проте з цього не випливає, що атака гарантовано зламує будь-яке повідомлення. Перебір гарантує лише те, що правильне розшифрування </w:t>
+      </w:r>
+      <w:r>
+        <w:rPr>
+          <w:rFonts w:ascii="Times New Roman" w:hAnsi="Times New Roman" w:eastAsia="Times New Roman" w:cs="Times New Roman"/>
+          <w:b w:val="0"/>
+          <w:i/>
+          <w:sz w:val="28"/>
+        </w:rPr>
+        <w:t>входить</w:t>
+      </w:r>
+      <w:r>
+        <w:rPr>
+          <w:rFonts w:ascii="Times New Roman" w:hAnsi="Times New Roman" w:eastAsia="Times New Roman" w:cs="Times New Roman"/>
+          <w:b w:val="0"/>
+          <w:i w:val="0"/>
+          <w:sz w:val="28"/>
+        </w:rPr>
+        <w:t xml:space="preserve"> до списку з 26 кандидатів; автоматичний вибір за мовною оцінкою може бути неоднозначним, і для коротких повідомлень це цілком реальна ситуація. Для роторів із умови задачі три різні трилітерні англійські слова дають однаковий шифротекст:</w:t>
+      </w:r>
+    </w:p>
+    <w:p>
+      <w:pPr>
+        <w:spacing w:line="240" w:lineRule="auto" w:after="0" w:before="0"/>
+        <w:ind w:firstLine="0"/>
+        <w:jc w:val="left"/>
+      </w:pPr>
+      <w:r>
+        <w:rPr>
+          <w:rFonts w:ascii="Courier New" w:hAnsi="Courier New" w:eastAsia="Courier New" w:cs="Courier New"/>
+          <w:sz w:val="20"/>
+        </w:rPr>
+        <w:t xml:space="preserve">  відкритий текст   зсув N   шифротекст</w:t>
+      </w:r>
+    </w:p>
+    <w:p>
+      <w:pPr>
+        <w:spacing w:line="240" w:lineRule="auto" w:after="0" w:before="0"/>
+        <w:ind w:firstLine="0"/>
+        <w:jc w:val="left"/>
+      </w:pPr>
+      <w:r>
+        <w:rPr>
+          <w:rFonts w:ascii="Courier New" w:hAnsi="Courier New" w:eastAsia="Courier New" w:cs="Courier New"/>
+          <w:sz w:val="20"/>
+        </w:rPr>
+        <w:t xml:space="preserve">  ADD                    4   KDW</w:t>
+      </w:r>
+    </w:p>
+    <w:p>
+      <w:pPr>
+        <w:spacing w:line="240" w:lineRule="auto" w:after="0" w:before="0"/>
+        <w:ind w:firstLine="0"/>
+        <w:jc w:val="left"/>
+      </w:pPr>
+      <w:r>
+        <w:rPr>
+          <w:rFonts w:ascii="Courier New" w:hAnsi="Courier New" w:eastAsia="Courier New" w:cs="Courier New"/>
+          <w:sz w:val="20"/>
+        </w:rPr>
+        <w:t xml:space="preserve">  BEE                    3   KDW</w:t>
+      </w:r>
+    </w:p>
+    <w:p>
+      <w:pPr>
+        <w:spacing w:line="240" w:lineRule="auto" w:after="0" w:before="0"/>
+        <w:ind w:firstLine="0"/>
+        <w:jc w:val="left"/>
+      </w:pPr>
+      <w:r>
+        <w:rPr>
+          <w:rFonts w:ascii="Courier New" w:hAnsi="Courier New" w:eastAsia="Courier New" w:cs="Courier New"/>
+          <w:sz w:val="20"/>
+        </w:rPr>
+        <w:t xml:space="preserve">  ILL                   22   KDW</w:t>
+      </w:r>
+    </w:p>
+    <w:p>
+      <w:pPr>
+        <w:spacing w:after="120"/>
+      </w:pPr>
+    </w:p>
+    <w:p>
+      <w:pPr>
+        <w:keepNext w:val="0"/>
+        <w:spacing w:line="360" w:lineRule="auto" w:after="0" w:before="0"/>
+        <w:ind w:firstLine="709"/>
+        <w:jc w:val="both"/>
+      </w:pPr>
+      <w:r>
+        <w:rPr>
+          <w:rFonts w:ascii="Times New Roman" w:hAnsi="Times New Roman" w:eastAsia="Times New Roman" w:cs="Times New Roman"/>
+          <w:b w:val="0"/>
+          <w:i w:val="0"/>
+          <w:sz w:val="28"/>
+        </w:rPr>
+        <w:t>Жодна мовна модель не здатна вибрати між цими варіантами за самим лише шифротекстом. Крім того, у повідомленні, коротшому за чотири символи, немає жодної квадриграми, тож застосована оцінка на них узагалі не спирається. Коректне формулювання таке: перебір зводить задачу до 26 кандидатів, а надійність автоматичного вибору залежить від довжини повідомлення.</w:t>
       </w:r>
     </w:p>
     <w:p>
@@ -4239,7 +4369,7 @@
           <w:i w:val="0"/>
           <w:sz w:val="28"/>
         </w:rPr>
-        <w:t>Таблиця 2.5 – Успішність атаки лише за шифротекстом</w:t>
+        <w:t>Таблиця 2.5 – Результати серії випробувань атаки лише за шифротекстом</w:t>
       </w:r>
     </w:p>
     <w:tbl>
@@ -4396,7 +4526,7 @@
                 <w:i w:val="0"/>
                 <w:sz w:val="24"/>
               </w:rPr>
-              <w:t>Частка повних зламів, %</w:t>
+              <w:t>Повних відновлень</w:t>
             </w:r>
           </w:p>
         </w:tc>
@@ -4416,7 +4546,7 @@
                 <w:i w:val="0"/>
                 <w:sz w:val="24"/>
               </w:rPr>
-              <w:t>0</w:t>
+              <w:t>0 / 12</w:t>
             </w:r>
           </w:p>
         </w:tc>
@@ -4436,7 +4566,7 @@
                 <w:i w:val="0"/>
                 <w:sz w:val="24"/>
               </w:rPr>
-              <w:t>17</w:t>
+              <w:t>2 / 12</w:t>
             </w:r>
           </w:p>
         </w:tc>
@@ -4456,7 +4586,7 @@
                 <w:i w:val="0"/>
                 <w:sz w:val="24"/>
               </w:rPr>
-              <w:t>75</w:t>
+              <w:t>9 / 12</w:t>
             </w:r>
           </w:p>
         </w:tc>
@@ -4476,7 +4606,7 @@
                 <w:i w:val="0"/>
                 <w:sz w:val="24"/>
               </w:rPr>
-              <w:t>100</w:t>
+              <w:t>12 / 12</w:t>
             </w:r>
           </w:p>
         </w:tc>
@@ -4496,7 +4626,129 @@
                 <w:i w:val="0"/>
                 <w:sz w:val="24"/>
               </w:rPr>
-              <w:t>100</w:t>
+              <w:t>12 / 12</w:t>
+            </w:r>
+          </w:p>
+        </w:tc>
+      </w:tr>
+      <w:tr>
+        <w:tc>
+          <w:tcPr>
+            <w:tcW w:type="dxa" w:w="3742"/>
+          </w:tcPr>
+          <w:p>
+            <w:pPr>
+              <w:spacing w:line="240" w:lineRule="auto" w:after="0"/>
+              <w:jc w:val="left"/>
+            </w:pPr>
+            <w:r>
+              <w:rPr>
+                <w:rFonts w:ascii="Times New Roman" w:hAnsi="Times New Roman"/>
+                <w:b w:val="0"/>
+                <w:i w:val="0"/>
+                <w:sz w:val="24"/>
+              </w:rPr>
+              <w:t>Частка, %</w:t>
+            </w:r>
+          </w:p>
+        </w:tc>
+        <w:tc>
+          <w:tcPr>
+            <w:tcW w:type="dxa" w:w="1123"/>
+          </w:tcPr>
+          <w:p>
+            <w:pPr>
+              <w:spacing w:line="240" w:lineRule="auto" w:after="0"/>
+              <w:jc w:val="center"/>
+            </w:pPr>
+            <w:r>
+              <w:rPr>
+                <w:rFonts w:ascii="Times New Roman" w:hAnsi="Times New Roman"/>
+                <w:b w:val="0"/>
+                <w:i w:val="0"/>
+                <w:sz w:val="24"/>
+              </w:rPr>
+              <w:t>0,0</w:t>
+            </w:r>
+          </w:p>
+        </w:tc>
+        <w:tc>
+          <w:tcPr>
+            <w:tcW w:type="dxa" w:w="1123"/>
+          </w:tcPr>
+          <w:p>
+            <w:pPr>
+              <w:spacing w:line="240" w:lineRule="auto" w:after="0"/>
+              <w:jc w:val="center"/>
+            </w:pPr>
+            <w:r>
+              <w:rPr>
+                <w:rFonts w:ascii="Times New Roman" w:hAnsi="Times New Roman"/>
+                <w:b w:val="0"/>
+                <w:i w:val="0"/>
+                <w:sz w:val="24"/>
+              </w:rPr>
+              <w:t>16,7</w:t>
+            </w:r>
+          </w:p>
+        </w:tc>
+        <w:tc>
+          <w:tcPr>
+            <w:tcW w:type="dxa" w:w="1123"/>
+          </w:tcPr>
+          <w:p>
+            <w:pPr>
+              <w:spacing w:line="240" w:lineRule="auto" w:after="0"/>
+              <w:jc w:val="center"/>
+            </w:pPr>
+            <w:r>
+              <w:rPr>
+                <w:rFonts w:ascii="Times New Roman" w:hAnsi="Times New Roman"/>
+                <w:b w:val="0"/>
+                <w:i w:val="0"/>
+                <w:sz w:val="24"/>
+              </w:rPr>
+              <w:t>75,0</w:t>
+            </w:r>
+          </w:p>
+        </w:tc>
+        <w:tc>
+          <w:tcPr>
+            <w:tcW w:type="dxa" w:w="1123"/>
+          </w:tcPr>
+          <w:p>
+            <w:pPr>
+              <w:spacing w:line="240" w:lineRule="auto" w:after="0"/>
+              <w:jc w:val="center"/>
+            </w:pPr>
+            <w:r>
+              <w:rPr>
+                <w:rFonts w:ascii="Times New Roman" w:hAnsi="Times New Roman"/>
+                <w:b w:val="0"/>
+                <w:i w:val="0"/>
+                <w:sz w:val="24"/>
+              </w:rPr>
+              <w:t>100,0</w:t>
+            </w:r>
+          </w:p>
+        </w:tc>
+        <w:tc>
+          <w:tcPr>
+            <w:tcW w:type="dxa" w:w="1123"/>
+          </w:tcPr>
+          <w:p>
+            <w:pPr>
+              <w:spacing w:line="240" w:lineRule="auto" w:after="0"/>
+              <w:jc w:val="center"/>
+            </w:pPr>
+            <w:r>
+              <w:rPr>
+                <w:rFonts w:ascii="Times New Roman" w:hAnsi="Times New Roman"/>
+                <w:b w:val="0"/>
+                <w:i w:val="0"/>
+                <w:sz w:val="24"/>
+              </w:rPr>
+              <w:t>100,0</w:t>
             </w:r>
           </w:p>
         </w:tc>
@@ -4538,7 +4790,7 @@
                 <w:i w:val="0"/>
                 <w:sz w:val="24"/>
               </w:rPr>
-              <w:t>0,24</w:t>
+              <w:t>0,11</w:t>
             </w:r>
           </w:p>
         </w:tc>
@@ -4558,7 +4810,7 @@
                 <w:i w:val="0"/>
                 <w:sz w:val="24"/>
               </w:rPr>
-              <w:t>0,49</w:t>
+              <w:t>0,23</w:t>
             </w:r>
           </w:p>
         </w:tc>
@@ -4578,7 +4830,7 @@
                 <w:i w:val="0"/>
                 <w:sz w:val="24"/>
               </w:rPr>
-              <w:t>0,74</w:t>
+              <w:t>0,35</w:t>
             </w:r>
           </w:p>
         </w:tc>
@@ -4598,7 +4850,7 @@
                 <w:i w:val="0"/>
                 <w:sz w:val="24"/>
               </w:rPr>
-              <w:t>1,20</w:t>
+              <w:t>0,52</w:t>
             </w:r>
           </w:p>
         </w:tc>
@@ -4618,7 +4870,7 @@
                 <w:i w:val="0"/>
                 <w:sz w:val="24"/>
               </w:rPr>
-              <w:t>1,06</w:t>
+              <w:t>0,67</w:t>
             </w:r>
           </w:p>
         </w:tc>
@@ -4643,17 +4895,16 @@
           <w:i w:val="0"/>
           <w:sz w:val="28"/>
         </w:rPr>
-        <w:t xml:space="preserve">Поріг має природне пояснення. Відстань єдиності за Шенноном для ключа обсягом 26! обчислюється як U = H(K)/D = 88,4 / (4,70 - 1,5) ≈ 28 символів. Це означає, що шифротексти, коротші за приблизно 28 символів, у принципі мають кілька осмислених розшифрувань і не можуть бути однозначно зламані </w:t>
+        <w:t>Спостережений поріг варто зіставити з інформаційно-теоретичною оцінкою. За припущення ентропійної швидкості англійського тексту h ≈ 1,5 біта на символ відстань єдиності для ключа обсягом 26! становить U = H(K) / (log₂26 − h) ≈ 88,4 / 3,2 ≈ 28 символів. Ця величина характеризує типову інформаційну неоднозначність у прийнятій моделі мови, але не встановлює жорсткої межі для кожного окремого повідомлення й не гарантує успіху конкретного алгоритму. Спостережений поріг (близько 120–160 символів для цієї серії випробувань і вжитих параметрів пошуку) приблизно в 4–6 разів вищий — це типовий розрив між інформаційно-теоретичною оцінкою та можливостями евристичного алгоритму.</w:t>
       </w:r>
-      <w:r>
-        <w:rPr>
-          <w:rFonts w:ascii="Times New Roman" w:hAnsi="Times New Roman" w:eastAsia="Times New Roman" w:cs="Times New Roman"/>
-          <w:b w:val="0"/>
-          <w:i/>
-          <w:sz w:val="28"/>
-        </w:rPr>
-        <w:t>жодним</w:t>
-      </w:r>
+    </w:p>
+    <w:p>
+      <w:pPr>
+        <w:keepNext w:val="0"/>
+        <w:spacing w:line="360" w:lineRule="auto" w:after="0" w:before="0"/>
+        <w:ind w:firstLine="709"/>
+        <w:jc w:val="both"/>
+      </w:pPr>
       <w:r>
         <w:rPr>
           <w:rFonts w:ascii="Times New Roman" w:hAnsi="Times New Roman" w:eastAsia="Times New Roman" w:cs="Times New Roman"/>
@@ -4661,24 +4912,7 @@
           <w:i w:val="0"/>
           <w:sz w:val="28"/>
         </w:rPr>
-        <w:t xml:space="preserve"> алгоритмом. Отриманий практичний поріг (близько 120–160 символів) у 4–6 разів вищий за теоретичну межу, що є типовим розривом між інформаційно-теоретичною оцінкою та можливостями конкретного евристичного алгоритму.</w:t>
-      </w:r>
-    </w:p>
-    <w:p>
-      <w:pPr>
-        <w:keepNext w:val="0"/>
-        <w:spacing w:line="360" w:lineRule="auto" w:after="0" w:before="0"/>
-        <w:ind w:firstLine="709"/>
-        <w:jc w:val="both"/>
-      </w:pPr>
-      <w:r>
-        <w:rPr>
-          <w:rFonts w:ascii="Times New Roman" w:hAnsi="Times New Roman" w:eastAsia="Times New Roman" w:cs="Times New Roman"/>
-          <w:b w:val="0"/>
-          <w:i w:val="0"/>
-          <w:sz w:val="28"/>
-        </w:rPr>
-        <w:t>Окремо варто зазначити наслідок для умови задачі: платформа обмежує довжину повідомлення 50 символами, тобто саме в тому діапазоні, де ціліснотекстова атака ще не працює надійно. Проте це не рятує шифр, бо ротори в задачі є публічними, і атака 1 ламає 100 % таких повідомлень за мілісекунди.</w:t>
+        <w:t>Окремо варто зазначити наслідок для умови задачі: платформа обмежує довжину повідомлення умовою 1 ≤ L &lt; 50, тобто 49 символами, — саме той діапазон, у якому атака лише за шифротекстом у цій серії ще не давала надійного результату. Для повідомлень такої довжини залишається атака 1: ротори в задачі опубліковані, тож перебір 26 значень зсуву триває мілісекунди, хоча для найкоротших повідомлень вибір серед кандидатів може лишатися неоднозначним.</w:t>
       </w:r>
     </w:p>
     <w:p>
@@ -4712,7 +4946,7 @@
           <w:i w:val="0"/>
           <w:sz w:val="28"/>
         </w:rPr>
-        <w:t>Номінально ключем шифру є три довільні підстановки 26-літерного алфавіту та початковий зсув, тобто (26!)^3 · 26 варіантів, що відповідає 2^269,8. Проте, як показано у спостереженнях 1 і 3, весь цей набір згортається в одну бієкцію D, і фактичний простір ключів становить лише 26!, тобто 2^88,4. Якщо ж урахувати, що ротори опубліковані в умові, залишається 26 варіантів — 2^4,7. Порівняння наведено на рисунку 2.9 і в таблиці 2.6.</w:t>
+        <w:t>Номінально конфігурацію шифру задають три довільні підстановки 26-літерного алфавіту та початковий зсув, тобто (26!)³ · 26 варіантів; за рівноймовірного вибору це відповідає ентропії приблизно 269,8 біта. Проте, як показано у спостереженнях 1 і 3, весь цей набір згортається в одну бієкцію D, тож ентропія ефективного ключа становить log₂(26!) ≈ 88,4 біта. Якщо ж урахувати, що ротори опубліковані в умові задачі, залишається 26 варіантів зсуву — приблизно 4,7 біта. Порівняння наведено на рисунку 2.9 і в таблиці 2.6.</w:t>
       </w:r>
     </w:p>
     <w:p>
@@ -4771,7 +5005,7 @@
           <w:i w:val="0"/>
           <w:sz w:val="28"/>
         </w:rPr>
-        <w:t>Рисунок 2.9 – Заявлений і фактичний розмір простору ключів</w:t>
+        <w:t>Рисунок 2.9 – Ентропія номінального простору конфігурацій і простору ефективних ключів</w:t>
       </w:r>
     </w:p>
     <w:p>
@@ -4788,7 +5022,7 @@
           <w:i w:val="0"/>
           <w:sz w:val="28"/>
         </w:rPr>
-        <w:t>Таблиця 2.6 – Розмір простору ключів у різних моделях</w:t>
+        <w:t>Таблиця 2.6 – Простір конфігурацій і простір ефективних ключів</w:t>
       </w:r>
     </w:p>
     <w:tbl>
@@ -4840,7 +5074,7 @@
                 <w:i w:val="0"/>
                 <w:sz w:val="24"/>
               </w:rPr>
-              <w:t>Простір ключів</w:t>
+              <w:t>Кількість варіантів</w:t>
             </w:r>
           </w:p>
         </w:tc>
@@ -4860,7 +5094,7 @@
                 <w:i w:val="0"/>
                 <w:sz w:val="24"/>
               </w:rPr>
-              <w:t>Ентропія ключа</w:t>
+              <w:t>Ентропія, біт</w:t>
             </w:r>
           </w:p>
         </w:tc>
@@ -4902,7 +5136,7 @@
                 <w:i w:val="0"/>
                 <w:sz w:val="24"/>
               </w:rPr>
-              <w:t>(26!)^3 · 26</w:t>
+              <w:t>(26!)³ · 26</w:t>
             </w:r>
           </w:p>
         </w:tc>
@@ -4922,7 +5156,7 @@
                 <w:i w:val="0"/>
                 <w:sz w:val="24"/>
               </w:rPr>
-              <w:t>2^269,8</w:t>
+              <w:t>269,8</w:t>
             </w:r>
           </w:p>
         </w:tc>
@@ -4984,7 +5218,7 @@
                 <w:i w:val="0"/>
                 <w:sz w:val="24"/>
               </w:rPr>
-              <w:t>2^88,4</w:t>
+              <w:t>88,4</w:t>
             </w:r>
           </w:p>
         </w:tc>
@@ -5006,7 +5240,7 @@
                 <w:i w:val="0"/>
                 <w:sz w:val="24"/>
               </w:rPr>
-              <w:t>За Керкгоффсом: ротори відомі</w:t>
+              <w:t>Фіксовані відомі ротори, секретний зсув</w:t>
             </w:r>
           </w:p>
         </w:tc>
@@ -5046,7 +5280,7 @@
                 <w:i w:val="0"/>
                 <w:sz w:val="24"/>
               </w:rPr>
-              <w:t>2^4,7</w:t>
+              <w:t>4,7</w:t>
             </w:r>
           </w:p>
         </w:tc>
@@ -5071,7 +5305,7 @@
           <w:i w:val="0"/>
           <w:sz w:val="28"/>
         </w:rPr>
-        <w:t>Отже, з заявлених 2^269,8 біта корисними є лише 2^88,4: рівно 2^181,5 різних наборів «ротори + зсув» дають тотожні шифротексти. Це твердження доведено не лише формулою, а й конструктивно: функція find_key_collision() будує два різні ключі, шифротексти яких збігаються символ у символ на 120 випадкових літерах.</w:t>
+        <w:t>Отже, з номінальних 269,8 біта на ефективний ключ припадає лише 88,4. Кожному ефективному ключу відповідає (26!)² · 26, тобто приблизно 2^181,5, різних наборів «ротори + зсув», які задають тотожне перетворення. Це випливає з властивості композиції бієкцій і додатково перевірено конструктивно: функція find_key_collision() будує два різні набори, шифротексти яких збігаються символ у символ на 120 випадкових літерах.</w:t>
       </w:r>
     </w:p>
     <w:p>
@@ -5088,7 +5322,7 @@
           <w:i w:val="0"/>
           <w:sz w:val="28"/>
         </w:rPr>
-        <w:t>Дослідження дифузії</w:t>
+        <w:t>Поширення зміни одного символу</w:t>
       </w:r>
     </w:p>
     <w:p>
@@ -5105,7 +5339,42 @@
           <w:i w:val="0"/>
           <w:sz w:val="28"/>
         </w:rPr>
-        <w:t>Для стійкого шифру виконується строгий лавинний критерій: зміна одного біта відкритого тексту має змінювати близько половини шифротексту. Виміряємо цю величину для досліджуваного шифру, змінюючи один символ відкритого тексту та підраховуючи кількість змінених символів шифротексту (по 120 випробувань на кожну точку). Результати наведено на рисунку 2.10 і в таблиці 2.7.</w:t>
+        <w:t>Оцінимо міжсимвольну дифузію: змінюватимемо один символ відкритого тексту й підраховуватимемо, скільки символів шифротексту через це зміниться (по 120 випробувань на кожну точку). Результати наведено на рисунку 2.10 і в таблиці 2.7.</w:t>
+      </w:r>
+    </w:p>
+    <w:p>
+      <w:pPr>
+        <w:keepNext w:val="0"/>
+        <w:spacing w:line="360" w:lineRule="auto" w:after="0" w:before="0"/>
+        <w:ind w:firstLine="709"/>
+        <w:jc w:val="both"/>
+      </w:pPr>
+      <w:r>
+        <w:rPr>
+          <w:rFonts w:ascii="Times New Roman" w:hAnsi="Times New Roman" w:eastAsia="Times New Roman" w:cs="Times New Roman"/>
+          <w:b w:val="0"/>
+          <w:i w:val="0"/>
+          <w:sz w:val="28"/>
+        </w:rPr>
+        <w:t xml:space="preserve">Одразу зазначимо межі цього досліду. Строгий лавинний критерій сформульовано для </w:t>
+      </w:r>
+      <w:r>
+        <w:rPr>
+          <w:rFonts w:ascii="Times New Roman" w:hAnsi="Times New Roman" w:eastAsia="Times New Roman" w:cs="Times New Roman"/>
+          <w:b w:val="0"/>
+          <w:i/>
+          <w:sz w:val="28"/>
+        </w:rPr>
+        <w:t>бітів</w:t>
+      </w:r>
+      <w:r>
+        <w:rPr>
+          <w:rFonts w:ascii="Times New Roman" w:hAnsi="Times New Roman" w:eastAsia="Times New Roman" w:cs="Times New Roman"/>
+          <w:b w:val="0"/>
+          <w:i w:val="0"/>
+          <w:sz w:val="28"/>
+        </w:rPr>
+        <w:t>: інверсія одного вхідного біта має змінювати кожен вихідний біт із імовірністю 1/2. Тут же змінюється й підраховується символ, тому пряме порівняння отриманої частки з 50 % змінених бітів було б некоректним. Крім того, дифузія не є універсальною необхідною умовою конфіденційності: в одноразовому блокноті зміна одного біта повідомлення також змінює рівно один біт шифротексту, проте за належного використання цей шифр має досконалу секретність.</w:t>
       </w:r>
     </w:p>
     <w:p>
@@ -5118,7 +5387,7 @@
       <w:r>
         <w:drawing>
           <wp:inline xmlns:a="http://schemas.openxmlformats.org/drawingml/2006/main" xmlns:pic="http://schemas.openxmlformats.org/drawingml/2006/picture">
-            <wp:extent cx="5760696" cy="3060000"/>
+            <wp:extent cx="5488993" cy="3060000"/>
             <wp:docPr id="10" name="Picture 10"/>
             <wp:cNvGraphicFramePr>
               <a:graphicFrameLocks noChangeAspect="1"/>
@@ -5139,7 +5408,7 @@
                   <pic:spPr>
                     <a:xfrm>
                       <a:off x="0" y="0"/>
-                      <a:ext cx="5760696" cy="3060000"/>
+                      <a:ext cx="5488993" cy="3060000"/>
                     </a:xfrm>
                     <a:prstGeom prst="rect"/>
                   </pic:spPr>
@@ -5164,7 +5433,7 @@
           <w:i w:val="0"/>
           <w:sz w:val="28"/>
         </w:rPr>
-        <w:t>Рисунок 2.10 – Дифузія відсутня: один символ впливає рівно на один</w:t>
+        <w:t>Рисунок 2.10 – Поширення зміни одного символу відкритого тексту</w:t>
       </w:r>
     </w:p>
     <w:p>
@@ -5181,7 +5450,7 @@
           <w:i w:val="0"/>
           <w:sz w:val="28"/>
         </w:rPr>
-        <w:t>Таблиця 2.7 – Лавинний ефект</w:t>
+        <w:t>Таблиця 2.7 – Поширення зміни одного символу відкритого тексту</w:t>
       </w:r>
     </w:p>
     <w:tbl>
@@ -5585,7 +5854,7 @@
           <w:i w:val="0"/>
           <w:sz w:val="28"/>
         </w:rPr>
-        <w:t xml:space="preserve">Результат однозначний: змінюється </w:t>
+        <w:t xml:space="preserve">Результат однозначний: зміна одного символу відкритого тексту змінює </w:t>
       </w:r>
       <w:r>
         <w:rPr>
@@ -5603,7 +5872,7 @@
           <w:i w:val="0"/>
           <w:sz w:val="28"/>
         </w:rPr>
-        <w:t xml:space="preserve"> символ, і так для повідомлень будь-якої довжини. Для тексту з 400 символів це 0,25 % замість очікуваних 50 %. Дифузія відсутня повністю — кожен символ шифрується незалежно від решти. Практичні наслідки серйозні: зловмисник може редагувати шифротекст посимвольно, а часткове знання ключа одразу дає частковий відкритий текст, без «розсипання» решти повідомлення.</w:t>
+        <w:t xml:space="preserve"> символ шифротексту — ту саму позицію, — і так для повідомлень будь-якої довжини. Міжсимвольна дифузія відсутня: кожна позиція шифрується незалежно від решти. Практичний наслідок для криптоаналізу полягає в тому, що часткове відновлення ефективного ключа одразу робить читабельними відповідні позиції повідомлення. Слабкість же цієї конструкції обґрунтовується не самою відсутністю дифузії, а показаними вище атаками на ефективний ключ.</w:t>
       </w:r>
     </w:p>
     <w:p>
@@ -6202,7 +6471,7 @@
           <w:i w:val="0"/>
           <w:sz w:val="28"/>
         </w:rPr>
-        <w:t>Виникає парадокс, який варто підкреслити окремо: за «сирим» розміром простору ключів спрощена модель виглядає навіть сильнішою за історичну машину. Проте історичну «Енігму» зламували саме через її структурні вади — наявність рефлектора й неможливість переходу літери саму в себе, — а розглянуту модель ламає відсутність руху роторів, яка перетворює її на моноалфавітну заміну з передбачуваною надбудовою. Розмір ключа сам собою не гарантує нічого.</w:t>
+        <w:t>Варто підкреслити окремо: за «сирим» розміром простору конфігурацій спрощена модель виглядає навіть більшою за історичну машину. Проте історичний криптоаналіз спирався на структурні властивості машини, відомі фрагменти повідомлень і недоліки експлуатації, а цю модель ослаблює відсутність крокування роторів: період алфавітів падає до 26, а пошук ключа зводиться до однієї підстановки. Отже, розмір простору конфігурацій сам собою не визначає стійкості.</w:t>
       </w:r>
     </w:p>
     <w:p>
@@ -6241,7 +6510,7 @@
           <w:i w:val="0"/>
           <w:sz w:val="28"/>
         </w:rPr>
-        <w:t>1. Реалізовано шифр, що поєднує два базові криптографічні примітиви — перестановку (інкрементний зсув Цезаря) і заміну (каскад із трьох роторів). Розв’язок надіслано на платформу CodinGame й отримано оцінку валідаторів 100 %: пройдено всі шість офіційних тестів, включно з прихованими. Реалізацію продубльовано двома мовами (Python і C#) та покрито 86 автоматичними тестами, які виконуються в системі безперервної інтеграції.</w:t>
+        <w:t>1. Реалізовано шифр, що поєднує інкрементний зсув Цезаря і каскад із трьох підстановок. Розв’язок надіслано на CodinGame: пройдено шість видимих тестів, оцінка прихованих валідаторів — 100 %. Реалізацію продубльовано двома мовами (Python і C#) та покрито 86 автоматичними тестами.</w:t>
       </w:r>
     </w:p>
     <w:p>
@@ -6258,7 +6527,7 @@
           <w:i w:val="0"/>
           <w:sz w:val="28"/>
         </w:rPr>
-        <w:t>2. Алгоритм оптимізовано не мікрооптимізаціями, а структурно: розуміння того, що композиція роторів є однією підстановкою, дає лінійну складність O(L) без арифметичних операцій у внутрішньому циклі та сталу додаткову пам’ять.</w:t>
+        <w:t>2. Алгоритм оптимізовано структурно: композиція роторів є однією підстановкою, тож її обчислюють один раз до обробки повідомлення. Попередні таблиці зменшують кількість операцій на символ і не залежать за розміром від довжини повідомлення.</w:t>
       </w:r>
     </w:p>
     <w:p>
@@ -6275,7 +6544,7 @@
           <w:i w:val="0"/>
           <w:sz w:val="28"/>
         </w:rPr>
-        <w:t>3. Головний теоретичний результат роботи: два примітиви, застосовані послідовно й незалежно, не додають стійкості один одному. Заміна дає 26! варіантів, зсув — 26, але оскільки зсув детермінований і публічний, сумарна стійкість дорівнює стійкості однієї заміни.</w:t>
+        <w:t>3. Головний результат стосується саме дослідженої конструкції: каскад нерухомих роторів згортається в одну підстановку, а початковий зсув поглинається ефективним ключем D. Тому номінально різні конфігурації задають тотожне перетворення, а кількість ефективних ключів дорівнює 26!. Узагальнювати це на довільні примітиви підстав немає.</w:t>
       </w:r>
     </w:p>
     <w:p>
@@ -6292,7 +6561,7 @@
           <w:i w:val="0"/>
           <w:sz w:val="28"/>
         </w:rPr>
-        <w:t>4. Кількісно: заявлений простір ключів 2^269,8 фактично дорівнює 2^88,4, а в умовах задачі (опубліковані ротори) — лише 2^4,7, тобто менш ніж 5 біт. Надлишковість у 2^181,5 ключів доведено конструктивно побудованою колізією.</w:t>
+        <w:t>4. Кількісно: ентропія номінального простору конфігурацій ≈ 269,8 біта, ефективного ключа — 88,4 біта, а за фіксованих відомих роторів — лише 4,7 біта. Кожному ефективному ключу відповідає (26!)² · 26 ≈ 2^181,5 конфігурацій, існування яких підтверджено колізією.</w:t>
       </w:r>
     </w:p>
     <w:p>
@@ -6309,7 +6578,7 @@
           <w:i w:val="0"/>
           <w:sz w:val="28"/>
         </w:rPr>
-        <w:t>5. Шифр зламується в усіх чотирьох моделях атак. Найдешевша атака (підібраний відкритий текст) відновлює повний ключ за один запит із 26 символів. Найслабша за припущеннями атака — лише за шифротекстом, без будь-якого знання ключа — відновлює текст за приблизно секунду для повідомлень від 160 символів.</w:t>
+        <w:t>5. Шифр піддався всім чотирьом розглянутим сценаріям атак: найдешевший із них відновлює повний ключ за один запит із 26 символів. Атака лише за шифротекстом дала повне відновлення в усіх 12 випробуваннях для довжин 160 і 240 символів; для коротших частка успіхів була меншою.</w:t>
       </w:r>
     </w:p>
     <w:p>
@@ -6326,7 +6595,7 @@
           <w:i w:val="0"/>
           <w:sz w:val="28"/>
         </w:rPr>
-        <w:t>6. Основна вада конструкції — нерухомі ротори. Саме обертання роторів робило історичну «Енігму» поліалфавітним шифром із періодом 16 900; без нього лишається моноалфавітна заміна, замаскована передбачуваним позиційним зсувом.</w:t>
+        <w:t>6. Основна вада — нерухомі ротори. Саме крокування давало історичній «Енігмі» період 16 900; без нього послідовність алфавітів повторюється через 26 позицій. Шифр лишається поліалфавітним, але пошук ключа зводиться до однієї підстановки D з урахуванням відомого позиційного зсуву.</w:t>
       </w:r>
     </w:p>
     <w:p>
@@ -6343,7 +6612,7 @@
           <w:i w:val="0"/>
           <w:sz w:val="28"/>
         </w:rPr>
-        <w:t>7. Практичний урок роботи: висока ентропія шифротексту (4,689 з 4,700 біта на символ) і «випадковий» вигляд частотного розподілу не є доказом стійкості. Стійкість визначає структура ключа, а не зовнішній вигляд виходу шифратора.</w:t>
+        <w:t>7. Практичний урок: висока емпірична ентропія окремих символів (4,689 з 4,700 біта) і майже рівномірний частотний розподіл не є доказом стійкості — вони не виключають позиційних залежностей.</w:t>
       </w:r>
     </w:p>
     <w:p>
